--- a/4. RESULTADOS/Primer_eslabon/T04_placebo_2018_2019.docx
+++ b/4. RESULTADOS/Primer_eslabon/T04_placebo_2018_2019.docx
@@ -25,7 +25,7 @@
         <w:ind w:left="60" w:right="60" w:firstLine="0" w:firstLineChars="0"/>
       </w:pPr>
       <w:r>
-        <w:t xml:space="preserve">Tabla 4. Primer eslabón en el año del choque y en un período sin choque</w:t>
+        <w:t xml:space="preserve">Tabla 4. Primer eslabón en el año del choque y en el placebo 2018-2019 (placebo no informativo, ver nota en el script)</w:t>
       </w:r>
     </w:p>
     <w:tbl xmlns:a="http://schemas.openxmlformats.org/drawingml/2006/main" xmlns:pic="http://schemas.openxmlformats.org/drawingml/2006/picture">
